--- a/mathematical_algorithms_of_geometry_in_cryptography/docs/reports/5/11/Ковалев Д.П. - Л№5.docx
+++ b/mathematical_algorithms_of_geometry_in_cryptography/docs/reports/5/11/Ковалев Д.П. - Л№5.docx
@@ -579,7 +579,6 @@
           <w:bCs/>
           <w:sz w:val="28"/>
           <w:szCs w:val="28"/>
-          <w:lang w:val="en-US"/>
         </w:rPr>
       </w:pPr>
       <w:r>
@@ -599,7 +598,6 @@
           <w:bCs/>
           <w:sz w:val="28"/>
           <w:szCs w:val="28"/>
-          <w:lang w:val="en-US"/>
         </w:rPr>
         <w:t xml:space="preserve">: </w:t>
       </w:r>
@@ -614,7 +612,6 @@
           <w:bCs/>
           <w:sz w:val="28"/>
           <w:szCs w:val="28"/>
-          <w:lang w:val="en-US"/>
         </w:rPr>
       </w:pPr>
       <w:r>
@@ -632,7 +629,6 @@
           <w:b/>
           <w:sz w:val="28"/>
           <w:szCs w:val="28"/>
-          <w:lang w:val="en-US"/>
         </w:rPr>
         <w:t xml:space="preserve"> 1</w:t>
       </w:r>
@@ -681,6 +677,7 @@
         </w:rPr>
         <w:t>(</w:t>
       </w:r>
+      <w:proofErr w:type="gramStart"/>
       <w:r>
         <w:rPr>
           <w:rFonts w:ascii="Cambria Math" w:hAnsi="Cambria Math" w:cs="Cambria Math"/>
@@ -708,6 +705,7 @@
         </w:rPr>
         <w:t>𝑏</w:t>
       </w:r>
+      <w:proofErr w:type="gramEnd"/>
       <w:r>
         <w:rPr>
           <w:rFonts w:ascii="Times New Roman" w:hAnsi="Times New Roman" w:cs="Times New Roman"/>
@@ -780,6 +778,7 @@
         </w:rPr>
         <w:t>(</w:t>
       </w:r>
+      <w:proofErr w:type="gramStart"/>
       <w:r>
         <w:rPr>
           <w:rFonts w:ascii="Cambria Math" w:hAnsi="Cambria Math" w:cs="Cambria Math"/>
@@ -807,6 +806,7 @@
         </w:rPr>
         <w:t>𝑏</w:t>
       </w:r>
+      <w:proofErr w:type="gramEnd"/>
       <w:r>
         <w:rPr>
           <w:rFonts w:ascii="Times New Roman" w:hAnsi="Times New Roman" w:cs="Times New Roman"/>
@@ -891,6 +891,7 @@
         <w:rPr>
           <w:rFonts w:ascii="Times New Roman" w:hAnsi="Times New Roman" w:cs="Times New Roman"/>
           <w:bCs/>
+          <w:noProof/>
           <w:sz w:val="28"/>
           <w:szCs w:val="28"/>
         </w:rPr>
@@ -1004,6 +1005,7 @@
         <w:rPr>
           <w:rFonts w:ascii="Times New Roman" w:hAnsi="Times New Roman" w:cs="Times New Roman"/>
           <w:bCs/>
+          <w:noProof/>
           <w:sz w:val="28"/>
           <w:szCs w:val="28"/>
         </w:rPr>
@@ -1078,6 +1080,57 @@
           <w:szCs w:val="28"/>
         </w:rPr>
       </w:pPr>
+      <w:r>
+        <w:rPr>
+          <w:rFonts w:ascii="Times New Roman" w:hAnsi="Times New Roman" w:cs="Times New Roman"/>
+          <w:bCs/>
+          <w:noProof/>
+          <w:sz w:val="28"/>
+          <w:szCs w:val="28"/>
+        </w:rPr>
+        <w:lastRenderedPageBreak/>
+        <w:drawing>
+          <wp:inline distT="0" distB="0" distL="0" distR="0" wp14:anchorId="73F71938" wp14:editId="30B52323">
+            <wp:extent cx="5519205" cy="7358743"/>
+            <wp:effectExtent l="0" t="0" r="5715" b="0"/>
+            <wp:docPr id="1374592687" name="Рисунок 1"/>
+            <wp:cNvGraphicFramePr>
+              <a:graphicFrameLocks xmlns:a="http://schemas.openxmlformats.org/drawingml/2006/main" noChangeAspect="1"/>
+            </wp:cNvGraphicFramePr>
+            <a:graphic xmlns:a="http://schemas.openxmlformats.org/drawingml/2006/main">
+              <a:graphicData uri="http://schemas.openxmlformats.org/drawingml/2006/picture">
+                <pic:pic xmlns:pic="http://schemas.openxmlformats.org/drawingml/2006/picture">
+                  <pic:nvPicPr>
+                    <pic:cNvPr id="1374592687" name="Рисунок 1374592687"/>
+                    <pic:cNvPicPr/>
+                  </pic:nvPicPr>
+                  <pic:blipFill>
+                    <a:blip r:embed="rId7">
+                      <a:extLst>
+                        <a:ext uri="{28A0092B-C50C-407E-A947-70E740481C1C}">
+                          <a14:useLocalDpi xmlns:a14="http://schemas.microsoft.com/office/drawing/2010/main" val="0"/>
+                        </a:ext>
+                      </a:extLst>
+                    </a:blip>
+                    <a:stretch>
+                      <a:fillRect/>
+                    </a:stretch>
+                  </pic:blipFill>
+                  <pic:spPr>
+                    <a:xfrm>
+                      <a:off x="0" y="0"/>
+                      <a:ext cx="5530143" cy="7373326"/>
+                    </a:xfrm>
+                    <a:prstGeom prst="rect">
+                      <a:avLst/>
+                    </a:prstGeom>
+                  </pic:spPr>
+                </pic:pic>
+              </a:graphicData>
+            </a:graphic>
+          </wp:inline>
+        </w:drawing>
+      </w:r>
     </w:p>
     <w:p>
       <w:pPr>
@@ -1091,6 +1144,15 @@
           <w:szCs w:val="28"/>
         </w:rPr>
       </w:pPr>
+      <w:r>
+        <w:rPr>
+          <w:rFonts w:ascii="Times New Roman" w:hAnsi="Times New Roman" w:cs="Times New Roman"/>
+          <w:bCs/>
+          <w:sz w:val="28"/>
+          <w:szCs w:val="28"/>
+        </w:rPr>
+        <w:t>Рисунок 3 – Ручная отработка</w:t>
+      </w:r>
     </w:p>
     <w:p>
       <w:pPr>
@@ -1104,6 +1166,57 @@
           <w:szCs w:val="28"/>
         </w:rPr>
       </w:pPr>
+      <w:r>
+        <w:rPr>
+          <w:rFonts w:ascii="Times New Roman" w:hAnsi="Times New Roman" w:cs="Times New Roman"/>
+          <w:bCs/>
+          <w:noProof/>
+          <w:sz w:val="28"/>
+          <w:szCs w:val="28"/>
+        </w:rPr>
+        <w:lastRenderedPageBreak/>
+        <w:drawing>
+          <wp:inline distT="0" distB="0" distL="0" distR="0" wp14:anchorId="45807AFB" wp14:editId="76E61716">
+            <wp:extent cx="5421230" cy="7228114"/>
+            <wp:effectExtent l="0" t="0" r="1905" b="0"/>
+            <wp:docPr id="1674096440" name="Рисунок 2"/>
+            <wp:cNvGraphicFramePr>
+              <a:graphicFrameLocks xmlns:a="http://schemas.openxmlformats.org/drawingml/2006/main" noChangeAspect="1"/>
+            </wp:cNvGraphicFramePr>
+            <a:graphic xmlns:a="http://schemas.openxmlformats.org/drawingml/2006/main">
+              <a:graphicData uri="http://schemas.openxmlformats.org/drawingml/2006/picture">
+                <pic:pic xmlns:pic="http://schemas.openxmlformats.org/drawingml/2006/picture">
+                  <pic:nvPicPr>
+                    <pic:cNvPr id="1674096440" name="Рисунок 1674096440"/>
+                    <pic:cNvPicPr/>
+                  </pic:nvPicPr>
+                  <pic:blipFill>
+                    <a:blip r:embed="rId8">
+                      <a:extLst>
+                        <a:ext uri="{28A0092B-C50C-407E-A947-70E740481C1C}">
+                          <a14:useLocalDpi xmlns:a14="http://schemas.microsoft.com/office/drawing/2010/main" val="0"/>
+                        </a:ext>
+                      </a:extLst>
+                    </a:blip>
+                    <a:stretch>
+                      <a:fillRect/>
+                    </a:stretch>
+                  </pic:blipFill>
+                  <pic:spPr>
+                    <a:xfrm>
+                      <a:off x="0" y="0"/>
+                      <a:ext cx="5440151" cy="7253342"/>
+                    </a:xfrm>
+                    <a:prstGeom prst="rect">
+                      <a:avLst/>
+                    </a:prstGeom>
+                  </pic:spPr>
+                </pic:pic>
+              </a:graphicData>
+            </a:graphic>
+          </wp:inline>
+        </w:drawing>
+      </w:r>
     </w:p>
     <w:p>
       <w:pPr>
@@ -1117,6 +1230,15 @@
           <w:szCs w:val="28"/>
         </w:rPr>
       </w:pPr>
+      <w:r>
+        <w:rPr>
+          <w:rFonts w:ascii="Times New Roman" w:hAnsi="Times New Roman" w:cs="Times New Roman"/>
+          <w:bCs/>
+          <w:sz w:val="28"/>
+          <w:szCs w:val="28"/>
+        </w:rPr>
+        <w:t>Рисунок 4 – Ручная отработка</w:t>
+      </w:r>
     </w:p>
     <w:p>
       <w:pPr>
@@ -1143,6 +1265,57 @@
           <w:szCs w:val="28"/>
         </w:rPr>
       </w:pPr>
+      <w:r>
+        <w:rPr>
+          <w:rFonts w:ascii="Times New Roman" w:hAnsi="Times New Roman" w:cs="Times New Roman"/>
+          <w:bCs/>
+          <w:noProof/>
+          <w:sz w:val="28"/>
+          <w:szCs w:val="28"/>
+        </w:rPr>
+        <w:lastRenderedPageBreak/>
+        <w:drawing>
+          <wp:inline distT="0" distB="0" distL="0" distR="0" wp14:anchorId="2106317C" wp14:editId="5CD19B7A">
+            <wp:extent cx="5290599" cy="7053943"/>
+            <wp:effectExtent l="0" t="0" r="5715" b="0"/>
+            <wp:docPr id="1250999445" name="Рисунок 3"/>
+            <wp:cNvGraphicFramePr>
+              <a:graphicFrameLocks xmlns:a="http://schemas.openxmlformats.org/drawingml/2006/main" noChangeAspect="1"/>
+            </wp:cNvGraphicFramePr>
+            <a:graphic xmlns:a="http://schemas.openxmlformats.org/drawingml/2006/main">
+              <a:graphicData uri="http://schemas.openxmlformats.org/drawingml/2006/picture">
+                <pic:pic xmlns:pic="http://schemas.openxmlformats.org/drawingml/2006/picture">
+                  <pic:nvPicPr>
+                    <pic:cNvPr id="1250999445" name="Рисунок 1250999445"/>
+                    <pic:cNvPicPr/>
+                  </pic:nvPicPr>
+                  <pic:blipFill>
+                    <a:blip r:embed="rId9">
+                      <a:extLst>
+                        <a:ext uri="{28A0092B-C50C-407E-A947-70E740481C1C}">
+                          <a14:useLocalDpi xmlns:a14="http://schemas.microsoft.com/office/drawing/2010/main" val="0"/>
+                        </a:ext>
+                      </a:extLst>
+                    </a:blip>
+                    <a:stretch>
+                      <a:fillRect/>
+                    </a:stretch>
+                  </pic:blipFill>
+                  <pic:spPr>
+                    <a:xfrm>
+                      <a:off x="0" y="0"/>
+                      <a:ext cx="5304994" cy="7073136"/>
+                    </a:xfrm>
+                    <a:prstGeom prst="rect">
+                      <a:avLst/>
+                    </a:prstGeom>
+                  </pic:spPr>
+                </pic:pic>
+              </a:graphicData>
+            </a:graphic>
+          </wp:inline>
+        </w:drawing>
+      </w:r>
     </w:p>
     <w:p>
       <w:pPr>
@@ -1156,6 +1329,15 @@
           <w:szCs w:val="28"/>
         </w:rPr>
       </w:pPr>
+      <w:r>
+        <w:rPr>
+          <w:rFonts w:ascii="Times New Roman" w:hAnsi="Times New Roman" w:cs="Times New Roman"/>
+          <w:bCs/>
+          <w:sz w:val="28"/>
+          <w:szCs w:val="28"/>
+        </w:rPr>
+        <w:t>Рисунок 5 – Ручная отработка</w:t>
+      </w:r>
     </w:p>
     <w:p>
       <w:pPr>
@@ -1169,6 +1351,57 @@
           <w:szCs w:val="28"/>
         </w:rPr>
       </w:pPr>
+      <w:r>
+        <w:rPr>
+          <w:rFonts w:ascii="Times New Roman" w:hAnsi="Times New Roman" w:cs="Times New Roman"/>
+          <w:bCs/>
+          <w:noProof/>
+          <w:sz w:val="28"/>
+          <w:szCs w:val="28"/>
+        </w:rPr>
+        <w:lastRenderedPageBreak/>
+        <w:drawing>
+          <wp:inline distT="0" distB="0" distL="0" distR="0" wp14:anchorId="54462670" wp14:editId="59AD2537">
+            <wp:extent cx="5494711" cy="7326086"/>
+            <wp:effectExtent l="0" t="0" r="4445" b="1905"/>
+            <wp:docPr id="1740130765" name="Рисунок 4"/>
+            <wp:cNvGraphicFramePr>
+              <a:graphicFrameLocks xmlns:a="http://schemas.openxmlformats.org/drawingml/2006/main" noChangeAspect="1"/>
+            </wp:cNvGraphicFramePr>
+            <a:graphic xmlns:a="http://schemas.openxmlformats.org/drawingml/2006/main">
+              <a:graphicData uri="http://schemas.openxmlformats.org/drawingml/2006/picture">
+                <pic:pic xmlns:pic="http://schemas.openxmlformats.org/drawingml/2006/picture">
+                  <pic:nvPicPr>
+                    <pic:cNvPr id="1740130765" name="Рисунок 1740130765"/>
+                    <pic:cNvPicPr/>
+                  </pic:nvPicPr>
+                  <pic:blipFill>
+                    <a:blip r:embed="rId10">
+                      <a:extLst>
+                        <a:ext uri="{28A0092B-C50C-407E-A947-70E740481C1C}">
+                          <a14:useLocalDpi xmlns:a14="http://schemas.microsoft.com/office/drawing/2010/main" val="0"/>
+                        </a:ext>
+                      </a:extLst>
+                    </a:blip>
+                    <a:stretch>
+                      <a:fillRect/>
+                    </a:stretch>
+                  </pic:blipFill>
+                  <pic:spPr>
+                    <a:xfrm>
+                      <a:off x="0" y="0"/>
+                      <a:ext cx="5505920" cy="7341031"/>
+                    </a:xfrm>
+                    <a:prstGeom prst="rect">
+                      <a:avLst/>
+                    </a:prstGeom>
+                  </pic:spPr>
+                </pic:pic>
+              </a:graphicData>
+            </a:graphic>
+          </wp:inline>
+        </w:drawing>
+      </w:r>
     </w:p>
     <w:p>
       <w:pPr>
@@ -1182,6 +1415,78 @@
           <w:szCs w:val="28"/>
         </w:rPr>
       </w:pPr>
+      <w:r>
+        <w:rPr>
+          <w:rFonts w:ascii="Times New Roman" w:hAnsi="Times New Roman" w:cs="Times New Roman"/>
+          <w:bCs/>
+          <w:sz w:val="28"/>
+          <w:szCs w:val="28"/>
+        </w:rPr>
+        <w:t>Рисунок 6 – Ручная отработка</w:t>
+      </w:r>
+    </w:p>
+    <w:p>
+      <w:pPr>
+        <w:spacing w:after="0" w:line="360" w:lineRule="auto"/>
+        <w:ind w:firstLine="709"/>
+        <w:jc w:val="center"/>
+        <w:rPr>
+          <w:rFonts w:ascii="Times New Roman" w:hAnsi="Times New Roman" w:cs="Times New Roman"/>
+          <w:bCs/>
+          <w:sz w:val="28"/>
+          <w:szCs w:val="28"/>
+        </w:rPr>
+      </w:pPr>
+    </w:p>
+    <w:p>
+      <w:pPr>
+        <w:spacing w:after="0" w:line="360" w:lineRule="auto"/>
+        <w:ind w:firstLine="709"/>
+        <w:jc w:val="center"/>
+        <w:rPr>
+          <w:rFonts w:ascii="Times New Roman" w:hAnsi="Times New Roman" w:cs="Times New Roman"/>
+          <w:bCs/>
+          <w:sz w:val="28"/>
+          <w:szCs w:val="28"/>
+        </w:rPr>
+      </w:pPr>
+    </w:p>
+    <w:p>
+      <w:pPr>
+        <w:spacing w:after="0" w:line="360" w:lineRule="auto"/>
+        <w:ind w:firstLine="709"/>
+        <w:jc w:val="center"/>
+        <w:rPr>
+          <w:rFonts w:ascii="Times New Roman" w:hAnsi="Times New Roman" w:cs="Times New Roman"/>
+          <w:bCs/>
+          <w:sz w:val="28"/>
+          <w:szCs w:val="28"/>
+        </w:rPr>
+      </w:pPr>
+    </w:p>
+    <w:p>
+      <w:pPr>
+        <w:spacing w:after="0" w:line="360" w:lineRule="auto"/>
+        <w:ind w:firstLine="709"/>
+        <w:jc w:val="center"/>
+        <w:rPr>
+          <w:rFonts w:ascii="Times New Roman" w:hAnsi="Times New Roman" w:cs="Times New Roman"/>
+          <w:bCs/>
+          <w:sz w:val="28"/>
+          <w:szCs w:val="28"/>
+        </w:rPr>
+      </w:pPr>
+    </w:p>
+    <w:p>
+      <w:pPr>
+        <w:spacing w:after="0" w:line="360" w:lineRule="auto"/>
+        <w:rPr>
+          <w:rFonts w:ascii="Times New Roman" w:hAnsi="Times New Roman" w:cs="Times New Roman"/>
+          <w:bCs/>
+          <w:sz w:val="28"/>
+          <w:szCs w:val="28"/>
+        </w:rPr>
+      </w:pPr>
     </w:p>
     <w:p>
       <w:pPr>
@@ -1217,7 +1522,6 @@
           <w:sz w:val="28"/>
           <w:szCs w:val="28"/>
         </w:rPr>
-        <w:lastRenderedPageBreak/>
         <w:t>Листинг</w:t>
       </w:r>
     </w:p>
@@ -1240,6 +1544,7 @@
         <w:rPr>
           <w:rFonts w:ascii="Courier New" w:hAnsi="Courier New" w:cs="Courier New"/>
           <w:sz w:val="24"/>
+          <w:lang w:val="en-US"/>
         </w:rPr>
       </w:pPr>
       <w:r>
@@ -2187,6 +2492,14 @@
           <w:lang w:val="en-US"/>
         </w:rPr>
         <w:br/>
+      </w:r>
+      <w:r>
+        <w:rPr>
+          <w:rFonts w:ascii="Courier New" w:hAnsi="Courier New" w:cs="Courier New"/>
+          <w:sz w:val="24"/>
+          <w:lang w:val="en-US"/>
+        </w:rPr>
+        <w:lastRenderedPageBreak/>
         <w:t xml:space="preserve">        logger.info("</w:t>
       </w:r>
       <w:r>
@@ -2259,7 +2572,6 @@
           <w:sz w:val="24"/>
           <w:lang w:val="en-US"/>
         </w:rPr>
-        <w:lastRenderedPageBreak/>
         <w:t>command.multiplier</w:t>
       </w:r>
       <w:proofErr w:type="spellEnd"/>
@@ -2294,6 +2606,7 @@
         <w:rPr>
           <w:rFonts w:ascii="Courier New" w:hAnsi="Courier New" w:cs="Courier New"/>
           <w:sz w:val="24"/>
+          <w:lang w:val="en-US"/>
         </w:rPr>
       </w:pPr>
     </w:p>
@@ -2358,6 +2671,7 @@
         <w:t>(</w:t>
       </w:r>
       <w:proofErr w:type="spellStart"/>
+      <w:proofErr w:type="gramStart"/>
       <w:r>
         <w:rPr>
           <w:rFonts w:ascii="Times New Roman" w:eastAsia="Times New Roman" w:hAnsi="Times New Roman" w:cs="Times New Roman"/>
@@ -2368,6 +2682,7 @@
         <w:t>a;b</w:t>
       </w:r>
       <w:proofErr w:type="spellEnd"/>
+      <w:proofErr w:type="gramEnd"/>
       <w:r>
         <w:rPr>
           <w:rFonts w:ascii="Times New Roman" w:eastAsia="Times New Roman" w:hAnsi="Times New Roman" w:cs="Times New Roman"/>
@@ -2896,6 +3211,7 @@
   <w:style w:type="character" w:default="1" w:styleId="a0">
     <w:name w:val="Default Paragraph Font"/>
     <w:uiPriority w:val="1"/>
+    <w:semiHidden/>
     <w:unhideWhenUsed/>
   </w:style>
   <w:style w:type="table" w:default="1" w:styleId="a1">
